--- a/制作ノート_25048_二俣優斗 - コピー.docx
+++ b/制作ノート_25048_二俣優斗 - コピー.docx
@@ -81,7 +81,19 @@
         <w:rPr>
           <w:rFonts w:ascii="ＭＳ Ｐ明朝" w:eastAsia="ＭＳ Ｐ明朝" w:hAnsi="ＭＳ Ｐ明朝" w:hint="eastAsia"/>
         </w:rPr>
-        <w:t>テーマ１：</w:t>
+        <w:t>テーマ</w:t>
+      </w:r>
+      <w:r>
+        <w:rPr>
+          <w:rFonts w:ascii="ＭＳ Ｐ明朝" w:eastAsia="ＭＳ Ｐ明朝" w:hAnsi="ＭＳ Ｐ明朝" w:hint="eastAsia"/>
+        </w:rPr>
+        <w:t>２</w:t>
+      </w:r>
+      <w:r>
+        <w:rPr>
+          <w:rFonts w:ascii="ＭＳ Ｐ明朝" w:eastAsia="ＭＳ Ｐ明朝" w:hAnsi="ＭＳ Ｐ明朝" w:hint="eastAsia"/>
+        </w:rPr>
+        <w:t>：</w:t>
       </w:r>
     </w:p>
     <w:p>
@@ -100,33 +112,9 @@
     <w:p>
       <w:pPr>
         <w:rPr>
-          <w:rFonts w:ascii="ＭＳ Ｐ明朝" w:eastAsia="ＭＳ Ｐ明朝" w:hAnsi="ＭＳ Ｐ明朝"/>
-        </w:rPr>
-      </w:pPr>
-      <w:r>
-        <w:rPr>
-          <w:rFonts w:ascii="ＭＳ Ｐ明朝" w:eastAsia="ＭＳ Ｐ明朝" w:hAnsi="ＭＳ Ｐ明朝" w:hint="eastAsia"/>
-        </w:rPr>
-        <w:t>博多駅は、毎日多くの人が利用する駅で、交通機関だけでなく観光や商業の拠点においても重要な役割を持っています。そこで、</w:t>
-      </w:r>
-      <w:r>
-        <w:rPr>
-          <w:rFonts w:ascii="ＭＳ Ｐ明朝" w:eastAsia="ＭＳ Ｐ明朝" w:hAnsi="ＭＳ Ｐ明朝" w:hint="eastAsia"/>
-        </w:rPr>
-        <w:t>博多駅がどのような特徴や役割を持っているのかや地域の発展にどのように関わっているのかを調べたい</w:t>
-      </w:r>
-      <w:r>
-        <w:rPr>
-          <w:rFonts w:ascii="ＭＳ Ｐ明朝" w:eastAsia="ＭＳ Ｐ明朝" w:hAnsi="ＭＳ Ｐ明朝" w:hint="eastAsia"/>
-        </w:rPr>
-        <w:t>と</w:t>
-      </w:r>
-      <w:r>
-        <w:rPr>
-          <w:rFonts w:ascii="ＭＳ Ｐ明朝" w:eastAsia="ＭＳ Ｐ明朝" w:hAnsi="ＭＳ Ｐ明朝" w:hint="eastAsia"/>
-        </w:rPr>
-        <w:t>思いこのテーマにしました。</w:t>
-      </w:r>
+          <w:rFonts w:ascii="ＭＳ Ｐ明朝" w:eastAsia="ＭＳ Ｐ明朝" w:hAnsi="ＭＳ Ｐ明朝" w:hint="eastAsia"/>
+        </w:rPr>
+      </w:pPr>
     </w:p>
     <w:p>
       <w:pPr>
@@ -359,14 +347,7 @@
         <w:rPr>
           <w:rFonts w:ascii="ＭＳ Ｐ明朝" w:eastAsia="ＭＳ Ｐ明朝" w:hAnsi="ＭＳ Ｐ明朝" w:hint="eastAsia"/>
         </w:rPr>
-        <w:t>XXXXXXXXXXXXXXXXXXXXXXXXXXXXXXXXXXXXXXXXXXXXXXXXXXXXXXXXXXXXXXXXXXXXXXXX</w:t>
-      </w:r>
-      <w:r>
-        <w:rPr>
-          <w:rFonts w:ascii="ＭＳ Ｐ明朝" w:eastAsia="ＭＳ Ｐ明朝" w:hAnsi="ＭＳ Ｐ明朝" w:hint="eastAsia"/>
-        </w:rPr>
-        <w:lastRenderedPageBreak/>
-        <w:t>XXXXXXXXXXXXXXXXXXXXXXXXXXXXXXXXXXXXXXXXXXXXXXXXXXXXXXXXXXXXXXXXXXXXXXXXXXXXXXXXXXXXXXXXXXXXXXXXXXXXXXXXXXXXXXXXXXXXXXXXXXXXXXXXXXXXXXXX</w:t>
+        <w:t>XXXXXXXXXXXXXXXXXXXXXXXXXXXXXXXXXXXXXXXXXXXXXXXXXXXXXXXXXXXXXXXXXXXXXXXXXXXXXXXXXXXXXXXXXXXXXXXXXXXXXXXXXXXXXXXXXXXXXXXXXXXXXXXXXXXXXXXXXXXXXXXXXXXXXXXXXXXXXXXXXXXXXXXXXXXXXXXXXXXXXXXXXXXXXXXXXXXXXXXXXXXXXX</w:t>
       </w:r>
     </w:p>
     <w:p>

--- a/制作ノート_25048_二俣優斗 - コピー.docx
+++ b/制作ノート_25048_二俣優斗 - コピー.docx
@@ -87,7 +87,7 @@
         <w:rPr>
           <w:rFonts w:ascii="ＭＳ Ｐ明朝" w:eastAsia="ＭＳ Ｐ明朝" w:hAnsi="ＭＳ Ｐ明朝" w:hint="eastAsia"/>
         </w:rPr>
-        <w:t>２</w:t>
+        <w:t>１</w:t>
       </w:r>
       <w:r>
         <w:rPr>
@@ -95,6 +95,12 @@
         </w:rPr>
         <w:t>：</w:t>
       </w:r>
+      <w:r>
+        <w:rPr>
+          <w:rFonts w:ascii="ＭＳ Ｐ明朝" w:eastAsia="ＭＳ Ｐ明朝" w:hAnsi="ＭＳ Ｐ明朝" w:hint="eastAsia"/>
+        </w:rPr>
+        <w:t>水の祭典久留米まつり</w:t>
+      </w:r>
     </w:p>
     <w:p>
       <w:pPr>
@@ -112,9 +118,21 @@
     <w:p>
       <w:pPr>
         <w:rPr>
-          <w:rFonts w:ascii="ＭＳ Ｐ明朝" w:eastAsia="ＭＳ Ｐ明朝" w:hAnsi="ＭＳ Ｐ明朝" w:hint="eastAsia"/>
-        </w:rPr>
-      </w:pPr>
+          <w:rFonts w:ascii="ＭＳ Ｐ明朝" w:eastAsia="ＭＳ Ｐ明朝" w:hAnsi="ＭＳ Ｐ明朝"/>
+        </w:rPr>
+      </w:pPr>
+      <w:r>
+        <w:rPr>
+          <w:rFonts w:ascii="ＭＳ Ｐ明朝" w:eastAsia="ＭＳ Ｐ明朝" w:hAnsi="ＭＳ Ｐ明朝" w:hint="eastAsia"/>
+        </w:rPr>
+        <w:t>地元の</w:t>
+      </w:r>
+      <w:r>
+        <w:rPr>
+          <w:rFonts w:ascii="ＭＳ Ｐ明朝" w:eastAsia="ＭＳ Ｐ明朝" w:hAnsi="ＭＳ Ｐ明朝" w:hint="eastAsia"/>
+        </w:rPr>
+        <w:t>代表的な祭りを知ってもらいたい。</w:t>
+      </w:r>
     </w:p>
     <w:p>
       <w:pPr>
@@ -146,15 +164,27 @@
         <w:rPr>
           <w:rFonts w:ascii="ＭＳ Ｐ明朝" w:eastAsia="ＭＳ Ｐ明朝" w:hAnsi="ＭＳ Ｐ明朝" w:hint="eastAsia"/>
         </w:rPr>
-        <w:t>XXXXXXXXXXXXXXXXXXXXXXXXXXXXXXXXXXXXXXXXXXXXXXXXXXXXXXXXXXXXXXXXXXXXXXXXXXXXXXXXXXXXXXXXXXXXXXXXXXXXXXXXXXXXXXXXXXXXXXXXXXXXXXXXXXXXXXXXXXXXXXXXXXXXXXXXXXXXXXXXXXXXXXXXXXXXXXXXXXXXXXXXXXXXXXXXXXXXXXXXXXXXXXXX</w:t>
-      </w:r>
-    </w:p>
-    <w:p>
-      <w:pPr>
-        <w:rPr>
-          <w:rFonts w:ascii="ＭＳ Ｐ明朝" w:eastAsia="ＭＳ Ｐ明朝" w:hAnsi="ＭＳ Ｐ明朝"/>
-        </w:rPr>
-      </w:pPr>
+        <w:t>名前は聞いたことがあるけど行ったがない</w:t>
+      </w:r>
+      <w:r>
+        <w:rPr>
+          <w:rFonts w:ascii="ＭＳ Ｐ明朝" w:eastAsia="ＭＳ Ｐ明朝" w:hAnsi="ＭＳ Ｐ明朝" w:hint="eastAsia"/>
+        </w:rPr>
+        <w:t>人</w:t>
+      </w:r>
+    </w:p>
+    <w:p>
+      <w:pPr>
+        <w:rPr>
+          <w:rFonts w:ascii="ＭＳ Ｐ明朝" w:eastAsia="ＭＳ Ｐ明朝" w:hAnsi="ＭＳ Ｐ明朝"/>
+        </w:rPr>
+      </w:pPr>
+      <w:r>
+        <w:rPr>
+          <w:rFonts w:ascii="ＭＳ Ｐ明朝" w:eastAsia="ＭＳ Ｐ明朝" w:hAnsi="ＭＳ Ｐ明朝" w:hint="eastAsia"/>
+        </w:rPr>
+        <w:t>いつか行ってみたいと思っていること</w:t>
+      </w:r>
     </w:p>
     <w:p>
       <w:pPr>
@@ -219,6 +249,12 @@
         </w:rPr>
         <w:t>7月</w:t>
       </w:r>
+      <w:r>
+        <w:rPr>
+          <w:rFonts w:ascii="ＭＳ Ｐ明朝" w:eastAsia="ＭＳ Ｐ明朝" w:hAnsi="ＭＳ Ｐ明朝" w:hint="eastAsia"/>
+        </w:rPr>
+        <w:t>情報収集</w:t>
+      </w:r>
     </w:p>
     <w:p>
       <w:pPr>
@@ -232,6 +268,12 @@
         </w:rPr>
         <w:t>8月</w:t>
       </w:r>
+      <w:r>
+        <w:rPr>
+          <w:rFonts w:ascii="ＭＳ Ｐ明朝" w:eastAsia="ＭＳ Ｐ明朝" w:hAnsi="ＭＳ Ｐ明朝" w:hint="eastAsia"/>
+        </w:rPr>
+        <w:t>HTMLを使ってページ作成</w:t>
+      </w:r>
     </w:p>
     <w:p>
       <w:pPr>
@@ -245,6 +287,12 @@
         </w:rPr>
         <w:t>9月</w:t>
       </w:r>
+      <w:r>
+        <w:rPr>
+          <w:rFonts w:ascii="ＭＳ Ｐ明朝" w:eastAsia="ＭＳ Ｐ明朝" w:hAnsi="ＭＳ Ｐ明朝" w:hint="eastAsia"/>
+        </w:rPr>
+        <w:t>HTMLを使ってページ作成</w:t>
+      </w:r>
     </w:p>
     <w:p>
       <w:pPr>
@@ -258,6 +306,12 @@
         </w:rPr>
         <w:t>１０月</w:t>
       </w:r>
+      <w:r>
+        <w:rPr>
+          <w:rFonts w:ascii="ＭＳ Ｐ明朝" w:eastAsia="ＭＳ Ｐ明朝" w:hAnsi="ＭＳ Ｐ明朝" w:hint="eastAsia"/>
+        </w:rPr>
+        <w:t xml:space="preserve">　先生などに確認を取り練習</w:t>
+      </w:r>
     </w:p>
     <w:p>
       <w:pPr>
@@ -271,6 +325,12 @@
         </w:rPr>
         <w:t>11月</w:t>
       </w:r>
+      <w:r>
+        <w:rPr>
+          <w:rFonts w:ascii="ＭＳ Ｐ明朝" w:eastAsia="ＭＳ Ｐ明朝" w:hAnsi="ＭＳ Ｐ明朝" w:hint="eastAsia"/>
+        </w:rPr>
+        <w:t>最終確認</w:t>
+      </w:r>
     </w:p>
     <w:p>
       <w:pPr>
@@ -284,6 +344,12 @@
         </w:rPr>
         <w:t>12月</w:t>
       </w:r>
+      <w:r>
+        <w:rPr>
+          <w:rFonts w:ascii="ＭＳ Ｐ明朝" w:eastAsia="ＭＳ Ｐ明朝" w:hAnsi="ＭＳ Ｐ明朝" w:hint="eastAsia"/>
+        </w:rPr>
+        <w:t>卒業ゼミ提出</w:t>
+      </w:r>
     </w:p>
     <w:p>
       <w:pPr>
@@ -347,7 +413,7 @@
         <w:rPr>
           <w:rFonts w:ascii="ＭＳ Ｐ明朝" w:eastAsia="ＭＳ Ｐ明朝" w:hAnsi="ＭＳ Ｐ明朝" w:hint="eastAsia"/>
         </w:rPr>
-        <w:t>XXXXXXXXXXXXXXXXXXXXXXXXXXXXXXXXXXXXXXXXXXXXXXXXXXXXXXXXXXXXXXXXXXXXXXXXXXXXXXXXXXXXXXXXXXXXXXXXXXXXXXXXXXXXXXXXXXXXXXXXXXXXXXXXXXXXXXXXXXXXXXXXXXXXXXXXXXXXXXXXXXXXXXXXXXXXXXXXXXXXXXXXXXXXXXXXXXXXXXXXXXXXXX</w:t>
+        <w:t>著作権に引っかからない画像、現地に行く場合はスマートフォン</w:t>
       </w:r>
     </w:p>
     <w:p>
@@ -387,7 +453,8 @@
         <w:rPr>
           <w:rFonts w:ascii="ＭＳ Ｐ明朝" w:eastAsia="ＭＳ Ｐ明朝" w:hAnsi="ＭＳ Ｐ明朝" w:hint="eastAsia"/>
         </w:rPr>
-        <w:t>XXXXXXXXXXXXXXXXXXXXXXXXXXXXXXXXXXXXXXXXXXXXXXXXXXXXXXXXXXXXXXXXXXXXXXXXXXXXXXXXXXXXXXXXXXXXXXXXXXXXXXXXXXXXXXXXXXXXXXXXXXXXXXXXXXXXXXXXXXXXXXXXXXXXXXXXXXXXXXXXXXXXXXXXXXXXXXXXXXXXXXXXXXXXXXXXXXXXXXXXXXXXXXXX</w:t>
+        <w:lastRenderedPageBreak/>
+        <w:t>水の祭典久留米まつりのイベント内容や歴史を写真や文を使って作成するWebページを作成します。イベント事の特徴や歴史を調べ、ナビゲーションなどを用いて閲覧者に理解しやすいような内容を目指します</w:t>
       </w:r>
     </w:p>
     <w:p>
@@ -420,7 +487,13 @@
         <w:rPr>
           <w:rFonts w:ascii="ＭＳ Ｐ明朝" w:eastAsia="ＭＳ Ｐ明朝" w:hAnsi="ＭＳ Ｐ明朝" w:hint="eastAsia"/>
         </w:rPr>
-        <w:t>博多駅、Ｇｏｏｇｌｅ</w:t>
+        <w:t>水の祭典久留米まつり</w:t>
+      </w:r>
+      <w:r>
+        <w:rPr>
+          <w:rFonts w:ascii="ＭＳ Ｐ明朝" w:eastAsia="ＭＳ Ｐ明朝" w:hAnsi="ＭＳ Ｐ明朝" w:hint="eastAsia"/>
+        </w:rPr>
+        <w:t>、Ｇｏｏｇｌｅ</w:t>
       </w:r>
     </w:p>
     <w:p>
@@ -441,6 +514,31 @@
           <w:rFonts w:ascii="ＭＳ Ｐ明朝" w:eastAsia="ＭＳ Ｐ明朝" w:hAnsi="ＭＳ Ｐ明朝" w:hint="eastAsia"/>
         </w:rPr>
         <w:t>分析</w:t>
+      </w:r>
+    </w:p>
+    <w:p>
+      <w:pPr>
+        <w:rPr>
+          <w:rFonts w:ascii="ＭＳ Ｐ明朝" w:eastAsia="ＭＳ Ｐ明朝" w:hAnsi="ＭＳ Ｐ明朝"/>
+        </w:rPr>
+      </w:pPr>
+      <w:r>
+        <w:rPr>
+          <w:rFonts w:ascii="ＭＳ Ｐ明朝" w:eastAsia="ＭＳ Ｐ明朝" w:hAnsi="ＭＳ Ｐ明朝" w:hint="eastAsia"/>
+        </w:rPr>
+        <w:t>水の祭典久留米まつりではなにが行われているのか、</w:t>
+      </w:r>
+      <w:r>
+        <w:rPr>
+          <w:rFonts w:ascii="ＭＳ Ｐ明朝" w:eastAsia="ＭＳ Ｐ明朝" w:hAnsi="ＭＳ Ｐ明朝" w:hint="eastAsia"/>
+        </w:rPr>
+        <w:t>いつから行われているのかの歴史</w:t>
+      </w:r>
+      <w:r>
+        <w:rPr>
+          <w:rFonts w:ascii="ＭＳ Ｐ明朝" w:eastAsia="ＭＳ Ｐ明朝" w:hAnsi="ＭＳ Ｐ明朝" w:hint="eastAsia"/>
+        </w:rPr>
+        <w:t>を調べる。閲覧者がわかりやすいようなWebページを使って作成する。写真、マップ、説明文などを使って作成する。</w:t>
       </w:r>
     </w:p>
     <w:p>
